--- a/public/fun/forms/이력서_데이터분석가_10_JSONResume형.docx
+++ b/public/fun/forms/이력서_데이터분석가_10_JSONResume형.docx
@@ -291,6 +291,301 @@
         <w:tc>
           <w:tcPr>
             <w:tcW w:type="dxa" w:w="8700"/>
+          </w:tcPr>
+          <w:p/>
+        </w:tc>
+      </w:tr>
+    </w:tbl>
+    <w:p>
+      <w:pPr>
+        <w:keepNext/>
+        <w:pBdr>
+          <w:bottom w:val="single" w:sz="6" w:space="3" w:color="C4C3D5"/>
+        </w:pBdr>
+        <w:spacing w:before="240" w:after="80"/>
+        <w:jc w:val="left"/>
+      </w:pPr>
+      <w:r>
+        <w:rPr>
+          <w:b/>
+          <w:color w:val="413D85"/>
+          <w:sz w:val="17"/>
+        </w:rPr>
+        <w:t>education</w:t>
+      </w:r>
+      <w:r>
+        <w:rPr>
+          <w:rFonts w:ascii="맑은 고딕" w:hAnsi="맑은 고딕" w:eastAsia="맑은 고딕" w:cs="맑은 고딕"/>
+          <w:b/>
+          <w:color w:val="231F51"/>
+          <w:sz w:val="22"/>
+        </w:rPr>
+        <w:t xml:space="preserve">   학력 · 자격 · 교육</w:t>
+      </w:r>
+    </w:p>
+    <w:tbl>
+      <w:tblPr>
+        <w:tblW w:w="10350" w:type="dxa"/>
+        <w:jc w:val="left"/>
+        <w:tblBorders>
+          <w:top w:val="single" w:sz="4" w:space="0" w:color="C4C3D5"/>
+          <w:left w:val="single" w:sz="4" w:space="0" w:color="C4C3D5"/>
+          <w:bottom w:val="single" w:sz="4" w:space="0" w:color="C4C3D5"/>
+          <w:right w:val="single" w:sz="4" w:space="0" w:color="C4C3D5"/>
+          <w:insideH w:val="single" w:sz="4" w:space="0" w:color="C4C3D5"/>
+          <w:insideV w:val="single" w:sz="4" w:space="0" w:color="C4C3D5"/>
+        </w:tblBorders>
+        <w:tblLayout w:type="fixed"/>
+        <w:tblCellMar>
+          <w:top w:w="40" w:type="dxa"/>
+          <w:left w:w="80" w:type="dxa"/>
+          <w:bottom w:w="40" w:type="dxa"/>
+          <w:right w:w="80" w:type="dxa"/>
+        </w:tblCellMar>
+        <w:tblLook w:firstColumn="1" w:firstRow="1" w:lastColumn="0" w:lastRow="0" w:noHBand="0" w:noVBand="1" w:val="04A0"/>
+      </w:tblPr>
+      <w:tblGrid>
+        <w:gridCol w:w="2070"/>
+        <w:gridCol w:w="2760"/>
+        <w:gridCol w:w="2760"/>
+        <w:gridCol w:w="2760"/>
+      </w:tblGrid>
+      <w:tr>
+        <w:trPr>
+          <w:trHeight w:val="420" w:hRule="atLeast"/>
+          <w:cantSplit/>
+        </w:trPr>
+        <w:tc>
+          <w:tcPr>
+            <w:tcW w:type="dxa" w:w="2070"/>
+            <w:shd w:val="clear" w:color="auto" w:fill="F1F1F6"/>
+            <w:vAlign w:val="center"/>
+          </w:tcPr>
+          <w:p>
+            <w:pPr>
+              <w:spacing w:before="0" w:after="0"/>
+              <w:jc w:val="center"/>
+            </w:pPr>
+            <w:r>
+              <w:rPr>
+                <w:b/>
+                <w:color w:val="231F51"/>
+                <w:sz w:val="19"/>
+              </w:rPr>
+              <w:t>기 간</w:t>
+            </w:r>
+          </w:p>
+        </w:tc>
+        <w:tc>
+          <w:tcPr>
+            <w:tcW w:type="dxa" w:w="2760"/>
+            <w:shd w:val="clear" w:color="auto" w:fill="F1F1F6"/>
+            <w:vAlign w:val="center"/>
+          </w:tcPr>
+          <w:p>
+            <w:pPr>
+              <w:spacing w:before="0" w:after="0"/>
+              <w:jc w:val="center"/>
+            </w:pPr>
+            <w:r>
+              <w:rPr>
+                <w:b/>
+                <w:color w:val="231F51"/>
+                <w:sz w:val="19"/>
+              </w:rPr>
+              <w:t>학교 / 기관</w:t>
+            </w:r>
+          </w:p>
+        </w:tc>
+        <w:tc>
+          <w:tcPr>
+            <w:tcW w:type="dxa" w:w="2760"/>
+            <w:shd w:val="clear" w:color="auto" w:fill="F1F1F6"/>
+            <w:vAlign w:val="center"/>
+          </w:tcPr>
+          <w:p>
+            <w:pPr>
+              <w:spacing w:before="0" w:after="0"/>
+              <w:jc w:val="center"/>
+            </w:pPr>
+            <w:r>
+              <w:rPr>
+                <w:b/>
+                <w:color w:val="231F51"/>
+                <w:sz w:val="19"/>
+              </w:rPr>
+              <w:t>전공 / 자격명</w:t>
+            </w:r>
+          </w:p>
+        </w:tc>
+        <w:tc>
+          <w:tcPr>
+            <w:tcW w:type="dxa" w:w="2760"/>
+            <w:shd w:val="clear" w:color="auto" w:fill="F1F1F6"/>
+            <w:vAlign w:val="center"/>
+          </w:tcPr>
+          <w:p>
+            <w:pPr>
+              <w:spacing w:before="0" w:after="0"/>
+              <w:jc w:val="center"/>
+            </w:pPr>
+            <w:r>
+              <w:rPr>
+                <w:b/>
+                <w:color w:val="231F51"/>
+                <w:sz w:val="19"/>
+              </w:rPr>
+              <w:t>비 고</w:t>
+            </w:r>
+          </w:p>
+        </w:tc>
+      </w:tr>
+      <w:tr>
+        <w:trPr>
+          <w:trHeight w:val="465" w:hRule="atLeast"/>
+          <w:cantSplit/>
+        </w:trPr>
+        <w:tc>
+          <w:tcPr>
+            <w:tcW w:type="dxa" w:w="2070"/>
+            <w:vAlign w:val="center"/>
+          </w:tcPr>
+          <w:p>
+            <w:pPr>
+              <w:spacing w:before="0" w:after="0"/>
+              <w:jc w:val="left"/>
+            </w:pPr>
+            <w:r>
+              <w:rPr>
+                <w:color w:val="A9B0B8"/>
+                <w:sz w:val="16"/>
+              </w:rPr>
+              <w:t>예) 2022.03 ~ 2024.02</w:t>
+            </w:r>
+          </w:p>
+        </w:tc>
+        <w:tc>
+          <w:tcPr>
+            <w:tcW w:type="dxa" w:w="2760"/>
+            <w:vAlign w:val="center"/>
+          </w:tcPr>
+          <w:p>
+            <w:pPr>
+              <w:spacing w:before="0" w:after="0"/>
+              <w:jc w:val="left"/>
+            </w:pPr>
+            <w:r>
+              <w:rPr>
+                <w:color w:val="A9B0B8"/>
+                <w:sz w:val="16"/>
+              </w:rPr>
+              <w:t>○○대학교 (졸업)</w:t>
+            </w:r>
+          </w:p>
+        </w:tc>
+        <w:tc>
+          <w:tcPr>
+            <w:tcW w:type="dxa" w:w="2760"/>
+            <w:vAlign w:val="center"/>
+          </w:tcPr>
+          <w:p>
+            <w:pPr>
+              <w:spacing w:before="0" w:after="0"/>
+              <w:jc w:val="left"/>
+            </w:pPr>
+            <w:r>
+              <w:rPr>
+                <w:color w:val="A9B0B8"/>
+                <w:sz w:val="16"/>
+              </w:rPr>
+              <w:t>○○학과 (졸업)</w:t>
+            </w:r>
+          </w:p>
+        </w:tc>
+        <w:tc>
+          <w:tcPr>
+            <w:tcW w:type="dxa" w:w="2760"/>
+            <w:vAlign w:val="center"/>
+          </w:tcPr>
+          <w:p>
+            <w:pPr>
+              <w:spacing w:before="0" w:after="0"/>
+              <w:jc w:val="left"/>
+            </w:pPr>
+            <w:r>
+              <w:rPr>
+                <w:color w:val="A9B0B8"/>
+                <w:sz w:val="16"/>
+              </w:rPr>
+              <w:t>우수 · 장학 등</w:t>
+            </w:r>
+          </w:p>
+        </w:tc>
+      </w:tr>
+      <w:tr>
+        <w:trPr>
+          <w:trHeight w:val="465" w:hRule="atLeast"/>
+          <w:cantSplit/>
+        </w:trPr>
+        <w:tc>
+          <w:tcPr>
+            <w:tcW w:type="dxa" w:w="2070"/>
+            <w:vAlign w:val="center"/>
+          </w:tcPr>
+          <w:p/>
+        </w:tc>
+        <w:tc>
+          <w:tcPr>
+            <w:tcW w:type="dxa" w:w="2760"/>
+            <w:vAlign w:val="center"/>
+          </w:tcPr>
+          <w:p/>
+        </w:tc>
+        <w:tc>
+          <w:tcPr>
+            <w:tcW w:type="dxa" w:w="2760"/>
+            <w:vAlign w:val="center"/>
+          </w:tcPr>
+          <w:p/>
+        </w:tc>
+        <w:tc>
+          <w:tcPr>
+            <w:tcW w:type="dxa" w:w="2760"/>
+            <w:vAlign w:val="center"/>
+          </w:tcPr>
+          <w:p/>
+        </w:tc>
+      </w:tr>
+      <w:tr>
+        <w:trPr>
+          <w:trHeight w:val="465" w:hRule="atLeast"/>
+          <w:cantSplit/>
+        </w:trPr>
+        <w:tc>
+          <w:tcPr>
+            <w:tcW w:type="dxa" w:w="2070"/>
+            <w:vAlign w:val="center"/>
+          </w:tcPr>
+          <w:p/>
+        </w:tc>
+        <w:tc>
+          <w:tcPr>
+            <w:tcW w:type="dxa" w:w="2760"/>
+            <w:vAlign w:val="center"/>
+          </w:tcPr>
+          <w:p/>
+        </w:tc>
+        <w:tc>
+          <w:tcPr>
+            <w:tcW w:type="dxa" w:w="2760"/>
+            <w:vAlign w:val="center"/>
+          </w:tcPr>
+          <w:p/>
+        </w:tc>
+        <w:tc>
+          <w:tcPr>
+            <w:tcW w:type="dxa" w:w="2760"/>
+            <w:vAlign w:val="center"/>
           </w:tcPr>
           <w:p/>
         </w:tc>
@@ -729,28 +1024,76 @@
             <w:tcW w:type="dxa" w:w="2070"/>
             <w:vAlign w:val="center"/>
           </w:tcPr>
-          <w:p/>
+          <w:p>
+            <w:pPr>
+              <w:spacing w:before="0" w:after="0"/>
+              <w:jc w:val="left"/>
+            </w:pPr>
+            <w:r>
+              <w:rPr>
+                <w:color w:val="A9B0B8"/>
+                <w:sz w:val="16"/>
+              </w:rPr>
+              <w:t>예) 2022.03 ~ 2024.02</w:t>
+            </w:r>
+          </w:p>
         </w:tc>
         <w:tc>
           <w:tcPr>
             <w:tcW w:type="dxa" w:w="2760"/>
             <w:vAlign w:val="center"/>
           </w:tcPr>
-          <w:p/>
+          <w:p>
+            <w:pPr>
+              <w:spacing w:before="0" w:after="0"/>
+              <w:jc w:val="left"/>
+            </w:pPr>
+            <w:r>
+              <w:rPr>
+                <w:color w:val="A9B0B8"/>
+                <w:sz w:val="16"/>
+              </w:rPr>
+              <w:t>○○(주) / ○○팀</w:t>
+            </w:r>
+          </w:p>
         </w:tc>
         <w:tc>
           <w:tcPr>
             <w:tcW w:type="dxa" w:w="2760"/>
             <w:vAlign w:val="center"/>
           </w:tcPr>
-          <w:p/>
+          <w:p>
+            <w:pPr>
+              <w:spacing w:before="0" w:after="0"/>
+              <w:jc w:val="left"/>
+            </w:pPr>
+            <w:r>
+              <w:rPr>
+                <w:color w:val="A9B0B8"/>
+                <w:sz w:val="16"/>
+              </w:rPr>
+              <w:t>○○ 담당</w:t>
+            </w:r>
+          </w:p>
         </w:tc>
         <w:tc>
           <w:tcPr>
             <w:tcW w:type="dxa" w:w="2760"/>
             <w:vAlign w:val="center"/>
           </w:tcPr>
-          <w:p/>
+          <w:p>
+            <w:pPr>
+              <w:spacing w:before="0" w:after="0"/>
+              <w:jc w:val="left"/>
+            </w:pPr>
+            <w:r>
+              <w:rPr>
+                <w:color w:val="A9B0B8"/>
+                <w:sz w:val="16"/>
+              </w:rPr>
+              <w:t>핵심 업무 + 숫자 성과</w:t>
+            </w:r>
+          </w:p>
         </w:tc>
       </w:tr>
       <w:tr>
@@ -1424,253 +1767,6 @@
     </w:p>
     <w:p>
       <w:pPr>
-        <w:keepNext/>
-        <w:pBdr>
-          <w:bottom w:val="single" w:sz="6" w:space="3" w:color="C4C3D5"/>
-        </w:pBdr>
-        <w:spacing w:before="240" w:after="80"/>
-        <w:jc w:val="left"/>
-      </w:pPr>
-      <w:r>
-        <w:rPr>
-          <w:b/>
-          <w:color w:val="413D85"/>
-          <w:sz w:val="17"/>
-        </w:rPr>
-        <w:t>education</w:t>
-      </w:r>
-      <w:r>
-        <w:rPr>
-          <w:rFonts w:ascii="맑은 고딕" w:hAnsi="맑은 고딕" w:eastAsia="맑은 고딕" w:cs="맑은 고딕"/>
-          <w:b/>
-          <w:color w:val="231F51"/>
-          <w:sz w:val="22"/>
-        </w:rPr>
-        <w:t xml:space="preserve">   학력 · 자격 · 교육</w:t>
-      </w:r>
-    </w:p>
-    <w:tbl>
-      <w:tblPr>
-        <w:tblW w:w="10350" w:type="dxa"/>
-        <w:jc w:val="left"/>
-        <w:tblBorders>
-          <w:top w:val="single" w:sz="4" w:space="0" w:color="C4C3D5"/>
-          <w:left w:val="single" w:sz="4" w:space="0" w:color="C4C3D5"/>
-          <w:bottom w:val="single" w:sz="4" w:space="0" w:color="C4C3D5"/>
-          <w:right w:val="single" w:sz="4" w:space="0" w:color="C4C3D5"/>
-          <w:insideH w:val="single" w:sz="4" w:space="0" w:color="C4C3D5"/>
-          <w:insideV w:val="single" w:sz="4" w:space="0" w:color="C4C3D5"/>
-        </w:tblBorders>
-        <w:tblLayout w:type="fixed"/>
-        <w:tblCellMar>
-          <w:top w:w="40" w:type="dxa"/>
-          <w:left w:w="80" w:type="dxa"/>
-          <w:bottom w:w="40" w:type="dxa"/>
-          <w:right w:w="80" w:type="dxa"/>
-        </w:tblCellMar>
-        <w:tblLook w:firstColumn="1" w:firstRow="1" w:lastColumn="0" w:lastRow="0" w:noHBand="0" w:noVBand="1" w:val="04A0"/>
-      </w:tblPr>
-      <w:tblGrid>
-        <w:gridCol w:w="2070"/>
-        <w:gridCol w:w="2760"/>
-        <w:gridCol w:w="2760"/>
-        <w:gridCol w:w="2760"/>
-      </w:tblGrid>
-      <w:tr>
-        <w:trPr>
-          <w:trHeight w:val="420" w:hRule="atLeast"/>
-          <w:cantSplit/>
-        </w:trPr>
-        <w:tc>
-          <w:tcPr>
-            <w:tcW w:type="dxa" w:w="2070"/>
-            <w:shd w:val="clear" w:color="auto" w:fill="F1F1F6"/>
-            <w:vAlign w:val="center"/>
-          </w:tcPr>
-          <w:p>
-            <w:pPr>
-              <w:spacing w:before="0" w:after="0"/>
-              <w:jc w:val="center"/>
-            </w:pPr>
-            <w:r>
-              <w:rPr>
-                <w:b/>
-                <w:color w:val="231F51"/>
-                <w:sz w:val="19"/>
-              </w:rPr>
-              <w:t>기 간</w:t>
-            </w:r>
-          </w:p>
-        </w:tc>
-        <w:tc>
-          <w:tcPr>
-            <w:tcW w:type="dxa" w:w="2760"/>
-            <w:shd w:val="clear" w:color="auto" w:fill="F1F1F6"/>
-            <w:vAlign w:val="center"/>
-          </w:tcPr>
-          <w:p>
-            <w:pPr>
-              <w:spacing w:before="0" w:after="0"/>
-              <w:jc w:val="center"/>
-            </w:pPr>
-            <w:r>
-              <w:rPr>
-                <w:b/>
-                <w:color w:val="231F51"/>
-                <w:sz w:val="19"/>
-              </w:rPr>
-              <w:t>학교 / 기관</w:t>
-            </w:r>
-          </w:p>
-        </w:tc>
-        <w:tc>
-          <w:tcPr>
-            <w:tcW w:type="dxa" w:w="2760"/>
-            <w:shd w:val="clear" w:color="auto" w:fill="F1F1F6"/>
-            <w:vAlign w:val="center"/>
-          </w:tcPr>
-          <w:p>
-            <w:pPr>
-              <w:spacing w:before="0" w:after="0"/>
-              <w:jc w:val="center"/>
-            </w:pPr>
-            <w:r>
-              <w:rPr>
-                <w:b/>
-                <w:color w:val="231F51"/>
-                <w:sz w:val="19"/>
-              </w:rPr>
-              <w:t>전공 / 자격명</w:t>
-            </w:r>
-          </w:p>
-        </w:tc>
-        <w:tc>
-          <w:tcPr>
-            <w:tcW w:type="dxa" w:w="2760"/>
-            <w:shd w:val="clear" w:color="auto" w:fill="F1F1F6"/>
-            <w:vAlign w:val="center"/>
-          </w:tcPr>
-          <w:p>
-            <w:pPr>
-              <w:spacing w:before="0" w:after="0"/>
-              <w:jc w:val="center"/>
-            </w:pPr>
-            <w:r>
-              <w:rPr>
-                <w:b/>
-                <w:color w:val="231F51"/>
-                <w:sz w:val="19"/>
-              </w:rPr>
-              <w:t>비 고</w:t>
-            </w:r>
-          </w:p>
-        </w:tc>
-      </w:tr>
-      <w:tr>
-        <w:trPr>
-          <w:trHeight w:val="465" w:hRule="atLeast"/>
-          <w:cantSplit/>
-        </w:trPr>
-        <w:tc>
-          <w:tcPr>
-            <w:tcW w:type="dxa" w:w="2070"/>
-            <w:vAlign w:val="center"/>
-          </w:tcPr>
-          <w:p/>
-        </w:tc>
-        <w:tc>
-          <w:tcPr>
-            <w:tcW w:type="dxa" w:w="2760"/>
-            <w:vAlign w:val="center"/>
-          </w:tcPr>
-          <w:p/>
-        </w:tc>
-        <w:tc>
-          <w:tcPr>
-            <w:tcW w:type="dxa" w:w="2760"/>
-            <w:vAlign w:val="center"/>
-          </w:tcPr>
-          <w:p/>
-        </w:tc>
-        <w:tc>
-          <w:tcPr>
-            <w:tcW w:type="dxa" w:w="2760"/>
-            <w:vAlign w:val="center"/>
-          </w:tcPr>
-          <w:p/>
-        </w:tc>
-      </w:tr>
-      <w:tr>
-        <w:trPr>
-          <w:trHeight w:val="465" w:hRule="atLeast"/>
-          <w:cantSplit/>
-        </w:trPr>
-        <w:tc>
-          <w:tcPr>
-            <w:tcW w:type="dxa" w:w="2070"/>
-            <w:vAlign w:val="center"/>
-          </w:tcPr>
-          <w:p/>
-        </w:tc>
-        <w:tc>
-          <w:tcPr>
-            <w:tcW w:type="dxa" w:w="2760"/>
-            <w:vAlign w:val="center"/>
-          </w:tcPr>
-          <w:p/>
-        </w:tc>
-        <w:tc>
-          <w:tcPr>
-            <w:tcW w:type="dxa" w:w="2760"/>
-            <w:vAlign w:val="center"/>
-          </w:tcPr>
-          <w:p/>
-        </w:tc>
-        <w:tc>
-          <w:tcPr>
-            <w:tcW w:type="dxa" w:w="2760"/>
-            <w:vAlign w:val="center"/>
-          </w:tcPr>
-          <w:p/>
-        </w:tc>
-      </w:tr>
-      <w:tr>
-        <w:trPr>
-          <w:trHeight w:val="465" w:hRule="atLeast"/>
-          <w:cantSplit/>
-        </w:trPr>
-        <w:tc>
-          <w:tcPr>
-            <w:tcW w:type="dxa" w:w="2070"/>
-            <w:vAlign w:val="center"/>
-          </w:tcPr>
-          <w:p/>
-        </w:tc>
-        <w:tc>
-          <w:tcPr>
-            <w:tcW w:type="dxa" w:w="2760"/>
-            <w:vAlign w:val="center"/>
-          </w:tcPr>
-          <w:p/>
-        </w:tc>
-        <w:tc>
-          <w:tcPr>
-            <w:tcW w:type="dxa" w:w="2760"/>
-            <w:vAlign w:val="center"/>
-          </w:tcPr>
-          <w:p/>
-        </w:tc>
-        <w:tc>
-          <w:tcPr>
-            <w:tcW w:type="dxa" w:w="2760"/>
-            <w:vAlign w:val="center"/>
-          </w:tcPr>
-          <w:p/>
-        </w:tc>
-      </w:tr>
-    </w:tbl>
-    <w:p>
-      <w:pPr>
         <w:keepNext w:val="0"/>
         <w:spacing w:before="240" w:after="60"/>
         <w:jc w:val="left"/>

--- a/public/fun/forms/이력서_데이터분석가_10_JSONResume형.docx
+++ b/public/fun/forms/이력서_데이터분석가_10_JSONResume형.docx
@@ -1214,10 +1214,10 @@
         <w:tblLook w:firstColumn="1" w:firstRow="1" w:lastColumn="0" w:lastRow="0" w:noHBand="0" w:noVBand="1" w:val="04A0"/>
       </w:tblPr>
       <w:tblGrid>
-        <w:gridCol w:w="1380"/>
-        <w:gridCol w:w="3795"/>
-        <w:gridCol w:w="1380"/>
-        <w:gridCol w:w="3795"/>
+        <w:gridCol w:w="1740"/>
+        <w:gridCol w:w="3435"/>
+        <w:gridCol w:w="1740"/>
+        <w:gridCol w:w="3435"/>
       </w:tblGrid>
       <w:tr>
         <w:trPr>
@@ -1226,7 +1226,7 @@
         </w:trPr>
         <w:tc>
           <w:tcPr>
-            <w:tcW w:type="dxa" w:w="1380"/>
+            <w:tcW w:type="dxa" w:w="1740"/>
             <w:shd w:val="clear" w:color="auto" w:fill="F1F1F6"/>
             <w:vAlign w:val="center"/>
           </w:tcPr>
@@ -1247,14 +1247,14 @@
         </w:tc>
         <w:tc>
           <w:tcPr>
-            <w:tcW w:type="dxa" w:w="3795"/>
+            <w:tcW w:type="dxa" w:w="3435"/>
             <w:vAlign w:val="center"/>
           </w:tcPr>
           <w:p/>
         </w:tc>
         <w:tc>
           <w:tcPr>
-            <w:tcW w:type="dxa" w:w="1380"/>
+            <w:tcW w:type="dxa" w:w="1740"/>
             <w:shd w:val="clear" w:color="auto" w:fill="F1F1F6"/>
             <w:vAlign w:val="center"/>
           </w:tcPr>
@@ -1275,7 +1275,7 @@
         </w:tc>
         <w:tc>
           <w:tcPr>
-            <w:tcW w:type="dxa" w:w="3795"/>
+            <w:tcW w:type="dxa" w:w="3435"/>
             <w:vAlign w:val="center"/>
           </w:tcPr>
           <w:p/>
@@ -1288,7 +1288,7 @@
         </w:trPr>
         <w:tc>
           <w:tcPr>
-            <w:tcW w:type="dxa" w:w="1380"/>
+            <w:tcW w:type="dxa" w:w="1740"/>
             <w:shd w:val="clear" w:color="auto" w:fill="F1F1F6"/>
             <w:vAlign w:val="center"/>
           </w:tcPr>
@@ -1309,14 +1309,14 @@
         </w:tc>
         <w:tc>
           <w:tcPr>
-            <w:tcW w:type="dxa" w:w="3795"/>
+            <w:tcW w:type="dxa" w:w="3435"/>
             <w:vAlign w:val="center"/>
           </w:tcPr>
           <w:p/>
         </w:tc>
         <w:tc>
           <w:tcPr>
-            <w:tcW w:type="dxa" w:w="1380"/>
+            <w:tcW w:type="dxa" w:w="1740"/>
             <w:shd w:val="clear" w:color="auto" w:fill="F1F1F6"/>
             <w:vAlign w:val="center"/>
           </w:tcPr>
@@ -1331,13 +1331,15 @@
                 <w:color w:val="231F51"/>
                 <w:sz w:val="19"/>
               </w:rPr>
-              <w:t>사용 데이터 · 도구</w:t>
+              <w:t>사용 데이터 ·</w:t>
+              <w:br/>
+              <w:t>도구</w:t>
             </w:r>
           </w:p>
         </w:tc>
         <w:tc>
           <w:tcPr>
-            <w:tcW w:type="dxa" w:w="3795"/>
+            <w:tcW w:type="dxa" w:w="3435"/>
             <w:vAlign w:val="center"/>
           </w:tcPr>
           <w:p/>
@@ -1350,7 +1352,7 @@
         </w:trPr>
         <w:tc>
           <w:tcPr>
-            <w:tcW w:type="dxa" w:w="1380"/>
+            <w:tcW w:type="dxa" w:w="1740"/>
             <w:shd w:val="clear" w:color="auto" w:fill="F1F1F6"/>
             <w:vAlign w:val="center"/>
           </w:tcPr>
@@ -1365,13 +1367,17 @@
                 <w:color w:val="231F51"/>
                 <w:sz w:val="19"/>
               </w:rPr>
-              <w:t>분석 질문 → 방법 → 의사결정 영향</w:t>
+              <w:t>분석 질문 →</w:t>
+              <w:br/>
+              <w:t>방법 →</w:t>
+              <w:br/>
+              <w:t>의사결정 영향</w:t>
             </w:r>
           </w:p>
         </w:tc>
         <w:tc>
           <w:tcPr>
-            <w:tcW w:type="dxa" w:w="8970"/>
+            <w:tcW w:type="dxa" w:w="8610"/>
             <w:gridSpan w:val="3"/>
           </w:tcPr>
           <w:p/>
@@ -1405,10 +1411,10 @@
         <w:tblLook w:firstColumn="1" w:firstRow="1" w:lastColumn="0" w:lastRow="0" w:noHBand="0" w:noVBand="1" w:val="04A0"/>
       </w:tblPr>
       <w:tblGrid>
-        <w:gridCol w:w="1380"/>
-        <w:gridCol w:w="3795"/>
-        <w:gridCol w:w="1380"/>
-        <w:gridCol w:w="3795"/>
+        <w:gridCol w:w="1740"/>
+        <w:gridCol w:w="3435"/>
+        <w:gridCol w:w="1740"/>
+        <w:gridCol w:w="3435"/>
       </w:tblGrid>
       <w:tr>
         <w:trPr>
@@ -1417,7 +1423,7 @@
         </w:trPr>
         <w:tc>
           <w:tcPr>
-            <w:tcW w:type="dxa" w:w="1380"/>
+            <w:tcW w:type="dxa" w:w="1740"/>
             <w:shd w:val="clear" w:color="auto" w:fill="F1F1F6"/>
             <w:vAlign w:val="center"/>
           </w:tcPr>
@@ -1438,14 +1444,14 @@
         </w:tc>
         <w:tc>
           <w:tcPr>
-            <w:tcW w:type="dxa" w:w="3795"/>
+            <w:tcW w:type="dxa" w:w="3435"/>
             <w:vAlign w:val="center"/>
           </w:tcPr>
           <w:p/>
         </w:tc>
         <w:tc>
           <w:tcPr>
-            <w:tcW w:type="dxa" w:w="1380"/>
+            <w:tcW w:type="dxa" w:w="1740"/>
             <w:shd w:val="clear" w:color="auto" w:fill="F1F1F6"/>
             <w:vAlign w:val="center"/>
           </w:tcPr>
@@ -1466,7 +1472,7 @@
         </w:tc>
         <w:tc>
           <w:tcPr>
-            <w:tcW w:type="dxa" w:w="3795"/>
+            <w:tcW w:type="dxa" w:w="3435"/>
             <w:vAlign w:val="center"/>
           </w:tcPr>
           <w:p/>
@@ -1479,7 +1485,7 @@
         </w:trPr>
         <w:tc>
           <w:tcPr>
-            <w:tcW w:type="dxa" w:w="1380"/>
+            <w:tcW w:type="dxa" w:w="1740"/>
             <w:shd w:val="clear" w:color="auto" w:fill="F1F1F6"/>
             <w:vAlign w:val="center"/>
           </w:tcPr>
@@ -1500,14 +1506,14 @@
         </w:tc>
         <w:tc>
           <w:tcPr>
-            <w:tcW w:type="dxa" w:w="3795"/>
+            <w:tcW w:type="dxa" w:w="3435"/>
             <w:vAlign w:val="center"/>
           </w:tcPr>
           <w:p/>
         </w:tc>
         <w:tc>
           <w:tcPr>
-            <w:tcW w:type="dxa" w:w="1380"/>
+            <w:tcW w:type="dxa" w:w="1740"/>
             <w:shd w:val="clear" w:color="auto" w:fill="F1F1F6"/>
             <w:vAlign w:val="center"/>
           </w:tcPr>
@@ -1522,13 +1528,15 @@
                 <w:color w:val="231F51"/>
                 <w:sz w:val="19"/>
               </w:rPr>
-              <w:t>사용 데이터 · 도구</w:t>
+              <w:t>사용 데이터 ·</w:t>
+              <w:br/>
+              <w:t>도구</w:t>
             </w:r>
           </w:p>
         </w:tc>
         <w:tc>
           <w:tcPr>
-            <w:tcW w:type="dxa" w:w="3795"/>
+            <w:tcW w:type="dxa" w:w="3435"/>
             <w:vAlign w:val="center"/>
           </w:tcPr>
           <w:p/>
@@ -1541,7 +1549,7 @@
         </w:trPr>
         <w:tc>
           <w:tcPr>
-            <w:tcW w:type="dxa" w:w="1380"/>
+            <w:tcW w:type="dxa" w:w="1740"/>
             <w:shd w:val="clear" w:color="auto" w:fill="F1F1F6"/>
             <w:vAlign w:val="center"/>
           </w:tcPr>
@@ -1556,13 +1564,17 @@
                 <w:color w:val="231F51"/>
                 <w:sz w:val="19"/>
               </w:rPr>
-              <w:t>분석 질문 → 방법 → 의사결정 영향</w:t>
+              <w:t>분석 질문 →</w:t>
+              <w:br/>
+              <w:t>방법 →</w:t>
+              <w:br/>
+              <w:t>의사결정 영향</w:t>
             </w:r>
           </w:p>
         </w:tc>
         <w:tc>
           <w:tcPr>
-            <w:tcW w:type="dxa" w:w="8970"/>
+            <w:tcW w:type="dxa" w:w="8610"/>
             <w:gridSpan w:val="3"/>
           </w:tcPr>
           <w:p/>
@@ -1596,10 +1608,10 @@
         <w:tblLook w:firstColumn="1" w:firstRow="1" w:lastColumn="0" w:lastRow="0" w:noHBand="0" w:noVBand="1" w:val="04A0"/>
       </w:tblPr>
       <w:tblGrid>
-        <w:gridCol w:w="1380"/>
-        <w:gridCol w:w="3795"/>
-        <w:gridCol w:w="1380"/>
-        <w:gridCol w:w="3795"/>
+        <w:gridCol w:w="1740"/>
+        <w:gridCol w:w="3435"/>
+        <w:gridCol w:w="1740"/>
+        <w:gridCol w:w="3435"/>
       </w:tblGrid>
       <w:tr>
         <w:trPr>
@@ -1608,7 +1620,7 @@
         </w:trPr>
         <w:tc>
           <w:tcPr>
-            <w:tcW w:type="dxa" w:w="1380"/>
+            <w:tcW w:type="dxa" w:w="1740"/>
             <w:shd w:val="clear" w:color="auto" w:fill="F1F1F6"/>
             <w:vAlign w:val="center"/>
           </w:tcPr>
@@ -1629,14 +1641,14 @@
         </w:tc>
         <w:tc>
           <w:tcPr>
-            <w:tcW w:type="dxa" w:w="3795"/>
+            <w:tcW w:type="dxa" w:w="3435"/>
             <w:vAlign w:val="center"/>
           </w:tcPr>
           <w:p/>
         </w:tc>
         <w:tc>
           <w:tcPr>
-            <w:tcW w:type="dxa" w:w="1380"/>
+            <w:tcW w:type="dxa" w:w="1740"/>
             <w:shd w:val="clear" w:color="auto" w:fill="F1F1F6"/>
             <w:vAlign w:val="center"/>
           </w:tcPr>
@@ -1657,7 +1669,7 @@
         </w:tc>
         <w:tc>
           <w:tcPr>
-            <w:tcW w:type="dxa" w:w="3795"/>
+            <w:tcW w:type="dxa" w:w="3435"/>
             <w:vAlign w:val="center"/>
           </w:tcPr>
           <w:p/>
@@ -1670,7 +1682,7 @@
         </w:trPr>
         <w:tc>
           <w:tcPr>
-            <w:tcW w:type="dxa" w:w="1380"/>
+            <w:tcW w:type="dxa" w:w="1740"/>
             <w:shd w:val="clear" w:color="auto" w:fill="F1F1F6"/>
             <w:vAlign w:val="center"/>
           </w:tcPr>
@@ -1691,14 +1703,14 @@
         </w:tc>
         <w:tc>
           <w:tcPr>
-            <w:tcW w:type="dxa" w:w="3795"/>
+            <w:tcW w:type="dxa" w:w="3435"/>
             <w:vAlign w:val="center"/>
           </w:tcPr>
           <w:p/>
         </w:tc>
         <w:tc>
           <w:tcPr>
-            <w:tcW w:type="dxa" w:w="1380"/>
+            <w:tcW w:type="dxa" w:w="1740"/>
             <w:shd w:val="clear" w:color="auto" w:fill="F1F1F6"/>
             <w:vAlign w:val="center"/>
           </w:tcPr>
@@ -1713,13 +1725,15 @@
                 <w:color w:val="231F51"/>
                 <w:sz w:val="19"/>
               </w:rPr>
-              <w:t>사용 데이터 · 도구</w:t>
+              <w:t>사용 데이터 ·</w:t>
+              <w:br/>
+              <w:t>도구</w:t>
             </w:r>
           </w:p>
         </w:tc>
         <w:tc>
           <w:tcPr>
-            <w:tcW w:type="dxa" w:w="3795"/>
+            <w:tcW w:type="dxa" w:w="3435"/>
             <w:vAlign w:val="center"/>
           </w:tcPr>
           <w:p/>
@@ -1732,7 +1746,7 @@
         </w:trPr>
         <w:tc>
           <w:tcPr>
-            <w:tcW w:type="dxa" w:w="1380"/>
+            <w:tcW w:type="dxa" w:w="1740"/>
             <w:shd w:val="clear" w:color="auto" w:fill="F1F1F6"/>
             <w:vAlign w:val="center"/>
           </w:tcPr>
@@ -1747,13 +1761,17 @@
                 <w:color w:val="231F51"/>
                 <w:sz w:val="19"/>
               </w:rPr>
-              <w:t>분석 질문 → 방법 → 의사결정 영향</w:t>
+              <w:t>분석 질문 →</w:t>
+              <w:br/>
+              <w:t>방법 →</w:t>
+              <w:br/>
+              <w:t>의사결정 영향</w:t>
             </w:r>
           </w:p>
         </w:tc>
         <w:tc>
           <w:tcPr>
-            <w:tcW w:type="dxa" w:w="8970"/>
+            <w:tcW w:type="dxa" w:w="8610"/>
             <w:gridSpan w:val="3"/>
           </w:tcPr>
           <w:p/>

--- a/public/fun/forms/이력서_데이터분석가_10_JSONResume형.docx
+++ b/public/fun/forms/이력서_데이터분석가_10_JSONResume형.docx
@@ -460,7 +460,7 @@
                 <w:color w:val="A9B0B8"/>
                 <w:sz w:val="16"/>
               </w:rPr>
-              <w:t>예) 2022.03 ~ 2024.02</w:t>
+              <w:t>예) ○○○○.○○ ~ ○○○○.○○</w:t>
             </w:r>
           </w:p>
         </w:tc>
@@ -479,7 +479,7 @@
                 <w:color w:val="A9B0B8"/>
                 <w:sz w:val="16"/>
               </w:rPr>
-              <w:t>○○대학교 (졸업)</w:t>
+              <w:t>학교명 입력 (졸업)</w:t>
             </w:r>
           </w:p>
         </w:tc>
@@ -498,7 +498,7 @@
                 <w:color w:val="A9B0B8"/>
                 <w:sz w:val="16"/>
               </w:rPr>
-              <w:t>○○학과 (졸업)</w:t>
+              <w:t>학과명 입력 (졸업)</w:t>
             </w:r>
           </w:p>
         </w:tc>
@@ -1034,7 +1034,7 @@
                 <w:color w:val="A9B0B8"/>
                 <w:sz w:val="16"/>
               </w:rPr>
-              <w:t>예) 2022.03 ~ 2024.02</w:t>
+              <w:t>예) ○○○○.○○ ~ ○○○○.○○</w:t>
             </w:r>
           </w:p>
         </w:tc>
@@ -2193,7 +2193,7 @@
                 <w:color w:val="413D85"/>
                 <w:sz w:val="19"/>
               </w:rPr>
-              <w:t>2023.02~현재 · ○○ 커머스 · SQL·Python으로 이탈 예측 모델 · 이탈 고객 재구매 캠페인 전환 +19%</w:t>
+              <w:t>기간 입력 · ○○ 커머스 · SQL·Python으로 이탈 예측 모델 · 이탈 고객 재구매 캠페인 전환 +19%</w:t>
             </w:r>
           </w:p>
         </w:tc>
